--- a/documentation/DP_Deliwrapp_CDA (1).docx
+++ b/documentation/DP_Deliwrapp_CDA (1).docx
@@ -176,7 +176,7 @@
                 <w:color w:val="404040"/>
                 <w:rtl w:val="0"/>
               </w:rPr>
-              <w:t xml:space="preserve">DUPONT</w:t>
+              <w:t xml:space="preserve">CUENOT</w:t>
             </w:r>
           </w:p>
         </w:tc>
@@ -347,7 +347,7 @@
                 <w:color w:val="404040"/>
                 <w:rtl w:val="0"/>
               </w:rPr>
-              <w:t xml:space="preserve">Martin </w:t>
+              <w:t xml:space="preserve">Antonin</w:t>
             </w:r>
           </w:p>
         </w:tc>
@@ -432,7 +432,7 @@
                 <w:color w:val="404040"/>
                 <w:rtl w:val="0"/>
               </w:rPr>
-              <w:t xml:space="preserve">51 rue Hoche, 94200 Ivry-sur-Seine</w:t>
+              <w:t xml:space="preserve">Rue Louis GANEL 38090 Villefontaine</w:t>
             </w:r>
           </w:p>
         </w:tc>
@@ -3710,109 +3710,6 @@
                 <w:rtl w:val="0"/>
               </w:rPr>
               <w:t xml:space="preserve">(facultatif)</w:t>
-            </w:r>
-            <w:r>
-              <w:rPr>
-                <w:rtl w:val="0"/>
-              </w:rPr>
-            </w:r>
-          </w:p>
-        </w:tc>
-        <w:tc>
-          <w:tcPr>
-            <w:vAlign w:val="bottom"/>
-          </w:tcPr>
-          <w:p>
-            <w:pPr>
-              <w:tabs>
-                <w:tab w:val="left" w:leader="none" w:pos="34"/>
-                <w:tab w:val="right" w:leader="none" w:pos="9072"/>
-              </w:tabs>
-              <w:spacing w:before="120" w:lineRule="auto"/>
-              <w:rPr>
-                <w:color w:val="404040"/>
-              </w:rPr>
-            </w:pPr>
-            <w:r>
-              <w:rPr>
-                <w:color w:val="404040"/>
-                <w:rtl w:val="0"/>
-              </w:rPr>
-              <w:t xml:space="preserve">p.</w:t>
-            </w:r>
-          </w:p>
-        </w:tc>
-        <w:tc>
-          <w:tcPr>
-            <w:tcBorders>
-              <w:top w:color="f2f2f2" w:space="0" w:sz="8" w:val="single"/>
-              <w:bottom w:color="f2f2f2" w:space="0" w:sz="8" w:val="single"/>
-            </w:tcBorders>
-            <w:vAlign w:val="center"/>
-          </w:tcPr>
-          <w:p>
-            <w:pPr>
-              <w:tabs>
-                <w:tab w:val="left" w:leader="none" w:pos="34"/>
-                <w:tab w:val="right" w:leader="none" w:pos="9072"/>
-              </w:tabs>
-              <w:spacing w:before="120" w:lineRule="auto"/>
-              <w:rPr>
-                <w:color w:val="404040"/>
-              </w:rPr>
-            </w:pPr>
-            <w:r>
-              <w:rPr>
-                <w:rtl w:val="0"/>
-              </w:rPr>
-            </w:r>
-          </w:p>
-        </w:tc>
-      </w:tr>
-      <w:tr>
-        <w:trPr>
-          <w:cantSplit w:val="0"/>
-          <w:tblHeader w:val="0"/>
-        </w:trPr>
-        <w:tc>
-          <w:tcPr>
-            <w:gridSpan w:val="2"/>
-            <w:tcBorders>
-              <w:left w:color="d60093" w:space="0" w:sz="18" w:val="single"/>
-            </w:tcBorders>
-          </w:tcPr>
-          <w:p>
-            <w:pPr>
-              <w:tabs>
-                <w:tab w:val="left" w:leader="none" w:pos="34"/>
-                <w:tab w:val="right" w:leader="none" w:pos="9072"/>
-              </w:tabs>
-              <w:spacing w:after="120" w:lineRule="auto"/>
-              <w:rPr>
-                <w:color w:val="404040"/>
-                <w:sz w:val="24"/>
-                <w:szCs w:val="24"/>
-              </w:rPr>
-            </w:pPr>
-            <w:r>
-              <w:rPr>
-                <w:b w:val="1"/>
-                <w:color w:val="404040"/>
-                <w:sz w:val="24"/>
-                <w:szCs w:val="24"/>
-                <w:rtl w:val="0"/>
-              </w:rPr>
-              <w:t xml:space="preserve">Annexes </w:t>
-            </w:r>
-            <w:r>
-              <w:rPr>
-                <w:i w:val="1"/>
-                <w:color w:val="404040"/>
-                <w:sz w:val="20"/>
-                <w:szCs w:val="20"/>
-                <w:rtl w:val="0"/>
-              </w:rPr>
-              <w:t xml:space="preserve">(Si le RC le prévoit)</w:t>
             </w:r>
             <w:r>
               <w:rPr>
@@ -16656,564 +16553,6 @@
         <w:rPr>
           <w:rtl w:val="0"/>
         </w:rPr>
-      </w:r>
-    </w:p>
-    <w:tbl>
-      <w:tblPr>
-        <w:tblStyle w:val="Table14"/>
-        <w:tblW w:w="9782.0" w:type="dxa"/>
-        <w:jc w:val="left"/>
-        <w:tblInd w:w="-426.0" w:type="dxa"/>
-        <w:tblBorders>
-          <w:top w:color="000000" w:space="0" w:sz="0" w:val="nil"/>
-          <w:left w:color="000000" w:space="0" w:sz="0" w:val="nil"/>
-          <w:bottom w:color="000000" w:space="0" w:sz="0" w:val="nil"/>
-          <w:right w:color="000000" w:space="0" w:sz="0" w:val="nil"/>
-          <w:insideH w:color="000000" w:space="0" w:sz="0" w:val="nil"/>
-          <w:insideV w:color="000000" w:space="0" w:sz="0" w:val="nil"/>
-        </w:tblBorders>
-        <w:tblLayout w:type="fixed"/>
-        <w:tblLook w:val="0400"/>
-      </w:tblPr>
-      <w:tblGrid>
-        <w:gridCol w:w="9782"/>
-        <w:tblGridChange w:id="0">
-          <w:tblGrid>
-            <w:gridCol w:w="9782"/>
-          </w:tblGrid>
-        </w:tblGridChange>
-      </w:tblGrid>
-      <w:tr>
-        <w:trPr>
-          <w:cantSplit w:val="0"/>
-          <w:tblHeader w:val="0"/>
-        </w:trPr>
-        <w:tc>
-          <w:tcPr>
-            <w:shd w:fill="d60093" w:val="clear"/>
-          </w:tcPr>
-          <w:p>
-            <w:pPr>
-              <w:jc w:val="center"/>
-              <w:rPr>
-                <w:b w:val="1"/>
-                <w:color w:val="ffffff"/>
-                <w:sz w:val="40"/>
-                <w:szCs w:val="40"/>
-              </w:rPr>
-            </w:pPr>
-            <w:r>
-              <w:rPr>
-                <w:b w:val="1"/>
-                <w:smallCaps w:val="1"/>
-                <w:color w:val="ffffff"/>
-                <w:sz w:val="40"/>
-                <w:szCs w:val="40"/>
-                <w:rtl w:val="0"/>
-              </w:rPr>
-              <w:t xml:space="preserve">Annexes</w:t>
-            </w:r>
-            <w:r>
-              <w:rPr>
-                <w:rtl w:val="0"/>
-              </w:rPr>
-            </w:r>
-          </w:p>
-        </w:tc>
-      </w:tr>
-      <w:tr>
-        <w:trPr>
-          <w:cantSplit w:val="0"/>
-          <w:trHeight w:val="20" w:hRule="atLeast"/>
-          <w:tblHeader w:val="0"/>
-        </w:trPr>
-        <w:tc>
-          <w:tcPr>
-            <w:tcBorders>
-              <w:bottom w:color="d60093" w:space="0" w:sz="18" w:val="single"/>
-            </w:tcBorders>
-          </w:tcPr>
-          <w:p>
-            <w:pPr>
-              <w:jc w:val="center"/>
-              <w:rPr>
-                <w:b w:val="1"/>
-                <w:color w:val="ffffff"/>
-                <w:sz w:val="2"/>
-                <w:szCs w:val="2"/>
-              </w:rPr>
-            </w:pPr>
-            <w:r>
-              <w:rPr>
-                <w:rtl w:val="0"/>
-              </w:rPr>
-            </w:r>
-          </w:p>
-        </w:tc>
-      </w:tr>
-      <w:tr>
-        <w:trPr>
-          <w:cantSplit w:val="0"/>
-          <w:trHeight w:val="794" w:hRule="atLeast"/>
-          <w:tblHeader w:val="0"/>
-        </w:trPr>
-        <w:tc>
-          <w:tcPr>
-            <w:tcBorders>
-              <w:top w:color="d60093" w:space="0" w:sz="18" w:val="single"/>
-            </w:tcBorders>
-          </w:tcPr>
-          <w:p>
-            <w:pPr>
-              <w:jc w:val="center"/>
-              <w:rPr>
-                <w:i w:val="1"/>
-                <w:color w:val="404040"/>
-                <w:sz w:val="28"/>
-                <w:szCs w:val="28"/>
-              </w:rPr>
-            </w:pPr>
-            <w:r>
-              <w:rPr>
-                <w:i w:val="1"/>
-                <w:color w:val="404040"/>
-                <w:sz w:val="28"/>
-                <w:szCs w:val="28"/>
-                <w:rtl w:val="0"/>
-              </w:rPr>
-              <w:t xml:space="preserve">(Si le RC le prévoit)</w:t>
-            </w:r>
-          </w:p>
-        </w:tc>
-      </w:tr>
-      <w:tr>
-        <w:trPr>
-          <w:cantSplit w:val="0"/>
-          <w:trHeight w:val="794" w:hRule="atLeast"/>
-          <w:tblHeader w:val="0"/>
-        </w:trPr>
-        <w:tc>
-          <w:tcPr/>
-          <w:p>
-            <w:pPr>
-              <w:rPr>
-                <w:color w:val="404040"/>
-              </w:rPr>
-            </w:pPr>
-            <w:r>
-              <w:rPr>
-                <w:color w:val="404040"/>
-              </w:rPr>
-              <w:drawing>
-                <wp:inline distB="114300" distT="114300" distL="114300" distR="114300">
-                  <wp:extent cx="6076950" cy="4559300"/>
-                  <wp:effectExtent b="0" l="0" r="0" t="0"/>
-                  <wp:docPr id="337" name="image3.png"/>
-                  <a:graphic>
-                    <a:graphicData uri="http://schemas.openxmlformats.org/drawingml/2006/picture">
-                      <pic:pic>
-                        <pic:nvPicPr>
-                          <pic:cNvPr id="0" name="image3.png"/>
-                          <pic:cNvPicPr preferRelativeResize="0"/>
-                        </pic:nvPicPr>
-                        <pic:blipFill>
-                          <a:blip r:embed="rId12"/>
-                          <a:srcRect b="0" l="0" r="0" t="0"/>
-                          <a:stretch>
-                            <a:fillRect/>
-                          </a:stretch>
-                        </pic:blipFill>
-                        <pic:spPr>
-                          <a:xfrm>
-                            <a:off x="0" y="0"/>
-                            <a:ext cx="6076950" cy="4559300"/>
-                          </a:xfrm>
-                          <a:prstGeom prst="rect"/>
-                          <a:ln/>
-                        </pic:spPr>
-                      </pic:pic>
-                    </a:graphicData>
-                  </a:graphic>
-                </wp:inline>
-              </w:drawing>
-            </w:r>
-            <w:r>
-              <w:rPr>
-                <w:rtl w:val="0"/>
-              </w:rPr>
-            </w:r>
-          </w:p>
-        </w:tc>
-      </w:tr>
-    </w:tbl>
-    <w:p>
-      <w:pPr>
-        <w:tabs>
-          <w:tab w:val="left" w:leader="none" w:pos="850"/>
-        </w:tabs>
-        <w:spacing w:after="0" w:line="240" w:lineRule="auto"/>
-        <w:ind w:right="175"/>
-        <w:rPr>
-          <w:color w:val="404040"/>
-        </w:rPr>
-      </w:pPr>
-      <w:r>
-        <w:rPr>
-          <w:b w:val="1"/>
-          <w:color w:val="404040"/>
-          <w:rtl w:val="0"/>
-        </w:rPr>
-        <w:t xml:space="preserve"/>
-      </w:r>
-      <w:r>
-        <w:rPr>
-          <w:rtl w:val="0"/>
-        </w:rPr>
-      </w:r>
-    </w:p>
-    <w:p>
-      <w:pPr>
-        <w:rPr/>
-      </w:pPr>
-      <w:r>
-        <w:rPr>
-          <w:rtl w:val="0"/>
-        </w:rPr>
-        <w:t xml:space="preserve"/>
-      </w:r>
-    </w:p>
-    <w:p>
-      <w:pPr>
-        <w:rPr/>
-      </w:pPr>
-      <w:r>
-        <w:rPr>
-          <w:rtl w:val="0"/>
-        </w:rPr>
-      </w:r>
-    </w:p>
-    <w:p>
-      <w:pPr>
-        <w:rPr/>
-      </w:pPr>
-      <w:r>
-        <w:rPr>
-          <w:rtl w:val="0"/>
-        </w:rPr>
-      </w:r>
-    </w:p>
-    <w:p>
-      <w:pPr>
-        <w:rPr/>
-      </w:pPr>
-      <w:r>
-        <w:rPr>
-          <w:rtl w:val="0"/>
-        </w:rPr>
-      </w:r>
-    </w:p>
-    <w:p>
-      <w:pPr>
-        <w:rPr/>
-      </w:pPr>
-      <w:r>
-        <w:rPr>
-          <w:rtl w:val="0"/>
-        </w:rPr>
-      </w:r>
-    </w:p>
-    <w:p>
-      <w:pPr>
-        <w:rPr/>
-      </w:pPr>
-      <w:r>
-        <w:rPr>
-          <w:rtl w:val="0"/>
-        </w:rPr>
-      </w:r>
-    </w:p>
-    <w:p>
-      <w:pPr>
-        <w:rPr/>
-      </w:pPr>
-      <w:r>
-        <w:rPr>
-          <w:rtl w:val="0"/>
-        </w:rPr>
-      </w:r>
-    </w:p>
-    <w:p>
-      <w:pPr>
-        <w:rPr/>
-      </w:pPr>
-      <w:r>
-        <w:rPr/>
-        <w:drawing>
-          <wp:inline distB="114300" distT="114300" distL="114300" distR="114300">
-            <wp:extent cx="5760410" cy="3835400"/>
-            <wp:effectExtent b="0" l="0" r="0" t="0"/>
-            <wp:docPr id="335" name="image1.png"/>
-            <a:graphic>
-              <a:graphicData uri="http://schemas.openxmlformats.org/drawingml/2006/picture">
-                <pic:pic>
-                  <pic:nvPicPr>
-                    <pic:cNvPr id="0" name="image1.png"/>
-                    <pic:cNvPicPr preferRelativeResize="0"/>
-                  </pic:nvPicPr>
-                  <pic:blipFill>
-                    <a:blip r:embed="rId13"/>
-                    <a:srcRect b="0" l="0" r="0" t="0"/>
-                    <a:stretch>
-                      <a:fillRect/>
-                    </a:stretch>
-                  </pic:blipFill>
-                  <pic:spPr>
-                    <a:xfrm>
-                      <a:off x="0" y="0"/>
-                      <a:ext cx="5760410" cy="3835400"/>
-                    </a:xfrm>
-                    <a:prstGeom prst="rect"/>
-                    <a:ln/>
-                  </pic:spPr>
-                </pic:pic>
-              </a:graphicData>
-            </a:graphic>
-          </wp:inline>
-        </w:drawing>
-      </w:r>
-      <w:r>
-        <w:rPr>
-          <w:rtl w:val="0"/>
-        </w:rPr>
-      </w:r>
-    </w:p>
-    <w:p>
-      <w:pPr>
-        <w:tabs>
-          <w:tab w:val="left" w:leader="none" w:pos="850"/>
-        </w:tabs>
-        <w:spacing w:after="0" w:line="240" w:lineRule="auto"/>
-        <w:ind w:right="175"/>
-        <w:rPr>
-          <w:color w:val="404040"/>
-        </w:rPr>
-      </w:pPr>
-      <w:r>
-        <w:rPr>
-          <w:b w:val="1"/>
-          <w:color w:val="404040"/>
-          <w:rtl w:val="0"/>
-        </w:rPr>
-        <w:t xml:space="preserve"/>
-      </w:r>
-      <w:r>
-        <w:rPr>
-          <w:rtl w:val="0"/>
-        </w:rPr>
-      </w:r>
-    </w:p>
-    <w:p>
-      <w:pPr>
-        <w:rPr/>
-      </w:pPr>
-      <w:r>
-        <w:rPr>
-          <w:rtl w:val="0"/>
-        </w:rPr>
-        <w:t xml:space="preserve"/>
-      </w:r>
-    </w:p>
-    <w:p>
-      <w:pPr>
-        <w:rPr/>
-      </w:pPr>
-      <w:r>
-        <w:rPr>
-          <w:rtl w:val="0"/>
-        </w:rPr>
-      </w:r>
-    </w:p>
-    <w:p>
-      <w:pPr>
-        <w:rPr/>
-      </w:pPr>
-      <w:r>
-        <w:rPr>
-          <w:rtl w:val="0"/>
-        </w:rPr>
-      </w:r>
-    </w:p>
-    <w:p>
-      <w:pPr>
-        <w:rPr/>
-      </w:pPr>
-      <w:r>
-        <w:rPr>
-          <w:rtl w:val="0"/>
-        </w:rPr>
-      </w:r>
-    </w:p>
-    <w:p>
-      <w:pPr>
-        <w:rPr/>
-      </w:pPr>
-      <w:r>
-        <w:rPr>
-          <w:rtl w:val="0"/>
-        </w:rPr>
-      </w:r>
-    </w:p>
-    <w:p>
-      <w:pPr>
-        <w:rPr/>
-      </w:pPr>
-      <w:r>
-        <w:rPr>
-          <w:rtl w:val="0"/>
-        </w:rPr>
-      </w:r>
-    </w:p>
-    <w:p>
-      <w:pPr>
-        <w:rPr/>
-      </w:pPr>
-      <w:r>
-        <w:rPr>
-          <w:rtl w:val="0"/>
-        </w:rPr>
-      </w:r>
-    </w:p>
-    <w:p>
-      <w:pPr>
-        <w:rPr/>
-      </w:pPr>
-      <w:r>
-        <w:rPr>
-          <w:rtl w:val="0"/>
-        </w:rPr>
-      </w:r>
-    </w:p>
-    <w:p>
-      <w:pPr>
-        <w:rPr/>
-      </w:pPr>
-      <w:r>
-        <w:rPr>
-          <w:rtl w:val="0"/>
-        </w:rPr>
-      </w:r>
-    </w:p>
-    <w:p>
-      <w:pPr>
-        <w:rPr/>
-      </w:pPr>
-      <w:r>
-        <w:rPr>
-          <w:rtl w:val="0"/>
-        </w:rPr>
-      </w:r>
-    </w:p>
-    <w:p>
-      <w:pPr>
-        <w:rPr/>
-      </w:pPr>
-      <w:r>
-        <w:rPr>
-          <w:rtl w:val="0"/>
-        </w:rPr>
-      </w:r>
-    </w:p>
-    <w:p>
-      <w:pPr>
-        <w:rPr/>
-      </w:pPr>
-      <w:r>
-        <w:rPr>
-          <w:rtl w:val="0"/>
-        </w:rPr>
-      </w:r>
-    </w:p>
-    <w:p>
-      <w:pPr>
-        <w:rPr/>
-      </w:pPr>
-      <w:r>
-        <w:rPr/>
-        <w:drawing>
-          <wp:inline distB="114300" distT="114300" distL="114300" distR="114300">
-            <wp:extent cx="5958166" cy="3735138"/>
-            <wp:effectExtent b="0" l="0" r="0" t="0"/>
-            <wp:docPr id="336" name="image4.png"/>
-            <a:graphic>
-              <a:graphicData uri="http://schemas.openxmlformats.org/drawingml/2006/picture">
-                <pic:pic>
-                  <pic:nvPicPr>
-                    <pic:cNvPr id="0" name="image4.png"/>
-                    <pic:cNvPicPr preferRelativeResize="0"/>
-                  </pic:nvPicPr>
-                  <pic:blipFill>
-                    <a:blip r:embed="rId14"/>
-                    <a:srcRect b="0" l="0" r="12804" t="0"/>
-                    <a:stretch>
-                      <a:fillRect/>
-                    </a:stretch>
-                  </pic:blipFill>
-                  <pic:spPr>
-                    <a:xfrm>
-                      <a:off x="0" y="0"/>
-                      <a:ext cx="5958166" cy="3735138"/>
-                    </a:xfrm>
-                    <a:prstGeom prst="rect"/>
-                    <a:ln/>
-                  </pic:spPr>
-                </pic:pic>
-              </a:graphicData>
-            </a:graphic>
-          </wp:inline>
-        </w:drawing>
-      </w:r>
-      <w:r>
-        <w:rPr>
-          <w:rtl w:val="0"/>
-        </w:rPr>
-      </w:r>
-    </w:p>
-    <w:p>
-      <w:pPr>
-        <w:tabs>
-          <w:tab w:val="left" w:leader="none" w:pos="850"/>
-        </w:tabs>
-        <w:spacing w:after="0" w:line="240" w:lineRule="auto"/>
-        <w:ind w:right="175"/>
-        <w:rPr>
-          <w:color w:val="404040"/>
-        </w:rPr>
-      </w:pPr>
-      <w:r>
-        <w:rPr>
-          <w:b w:val="1"/>
-          <w:color w:val="404040"/>
-          <w:rtl w:val="0"/>
-        </w:rPr>
-        <w:t xml:space="preserve"/>
-      </w:r>
-      <w:r>
-        <w:rPr>
-          <w:rtl w:val="0"/>
-        </w:rPr>
-      </w:r>
-    </w:p>
-    <w:p>
-      <w:pPr>
-        <w:rPr>
-          <w:color w:val="404040"/>
-        </w:rPr>
-      </w:pPr>
-      <w:r>
-        <w:rPr>
-          <w:rtl w:val="0"/>
-        </w:rPr>
-        <w:t xml:space="preserve"/>
       </w:r>
     </w:p>
     <w:sectPr>
